--- a/AI_Extract_User_Manual_v2.docx
+++ b/AI_Extract_User_Manual_v2.docx
@@ -47,7 +47,7 @@
           <w:sz w:val="24"/>
         </w:rPr>
         <w:br/>
-        <w:t>and extract structured biomedical evidence with Gemini AI</w:t>
+        <w:t>and extract structured health research evidence with OpenAI GPT</w:t>
       </w:r>
     </w:p>
     <w:tbl>
@@ -129,16 +129,13 @@
       </w:r>
     </w:p>
     <w:p>
-      <w:r>
-        <w:br w:type="page"/>
-      </w:r>
+      <w:r/>
     </w:p>
     <w:p>
       <w:pPr>
         <w:pStyle w:val="Heading1"/>
       </w:pPr>
       <w:r>
-        <w:lastRenderedPageBreak/>
         <w:t>How to use this manual</w:t>
       </w:r>
     </w:p>
@@ -618,16 +615,13 @@
       </w:pPr>
     </w:p>
     <w:p>
-      <w:r>
-        <w:br w:type="page"/>
-      </w:r>
+      <w:r/>
     </w:p>
     <w:p>
       <w:pPr>
         <w:pStyle w:val="Heading1"/>
       </w:pPr>
       <w:r>
-        <w:lastRenderedPageBreak/>
         <w:t>1. Project overview</w:t>
       </w:r>
     </w:p>
@@ -644,7 +638,7 @@
         <w:rPr>
           <w:color w:val="000000"/>
         </w:rPr>
-        <w:t>AI Extract is a local web application for biomedical literature discovery and evidence extraction. A user enters a medical research question. The system normalizes the wording, searches PubMed and PMC, returns papers with PMC full text, and can run Gemini-powered extraction on selected papers.</w:t>
+        <w:t>AI Extract is a local web application for medical, clinical, healthcare, and life-sciences research literature discovery and evidence extraction. A user enters a medical research question. The system normalizes the wording, searches PubMed and PMC, returns papers with PMC full text, and can run OpenAI GPT-powered extraction on selected papers.</w:t>
       </w:r>
     </w:p>
     <w:p>
@@ -796,16 +790,13 @@
       </w:r>
     </w:p>
     <w:p>
-      <w:r>
-        <w:br w:type="page"/>
-      </w:r>
+      <w:r/>
     </w:p>
     <w:p>
       <w:pPr>
         <w:pStyle w:val="Heading1"/>
       </w:pPr>
       <w:r>
-        <w:lastRenderedPageBreak/>
         <w:t>2. Quick start for website users</w:t>
       </w:r>
     </w:p>
@@ -1040,16 +1031,13 @@
       </w:pPr>
     </w:p>
     <w:p>
-      <w:r>
-        <w:br w:type="page"/>
-      </w:r>
+      <w:r/>
     </w:p>
     <w:p>
       <w:pPr>
         <w:pStyle w:val="Heading1"/>
       </w:pPr>
       <w:r>
-        <w:lastRenderedPageBreak/>
         <w:t>3. Website screen guide</w:t>
       </w:r>
     </w:p>
@@ -2124,7 +2112,6 @@
         <w:rPr>
           <w:color w:val="000000"/>
         </w:rPr>
-        <w:lastRenderedPageBreak/>
         <w:t>Research papers table: title/identifier, publication year, country, AI status, and View action.</w:t>
       </w:r>
     </w:p>
@@ -2140,16 +2127,13 @@
       </w:r>
     </w:p>
     <w:p>
-      <w:r>
-        <w:br w:type="page"/>
-      </w:r>
+      <w:r/>
     </w:p>
     <w:p>
       <w:pPr>
         <w:pStyle w:val="Heading1"/>
       </w:pPr>
       <w:r>
-        <w:lastRenderedPageBreak/>
         <w:t>4. Running a search</w:t>
       </w:r>
     </w:p>
@@ -2166,7 +2150,7 @@
         <w:rPr>
           <w:color w:val="000000"/>
         </w:rPr>
-        <w:t>Use disease, population, treatment/exposure, and outcome terms when possible. The normalizer may convert common language to biomedical search terms.</w:t>
+        <w:t>Use disease, population, treatment/exposure, and outcome terms when possible. The normalizer may convert common language to medical, clinical, healthcare, and life-sciences research search terms.</w:t>
       </w:r>
     </w:p>
     <w:tbl>
@@ -2749,7 +2733,6 @@
                 <w:color w:val="000000"/>
                 <w:sz w:val="19"/>
               </w:rPr>
-              <w:lastRenderedPageBreak/>
               <w:t>extraction is on.</w:t>
             </w:r>
           </w:p>
@@ -2802,7 +2785,7 @@
                 <w:color w:val="000000"/>
                 <w:sz w:val="21"/>
               </w:rPr>
-              <w:t>The always-on relevance stage uses Gemini for every returned paper. Advanced extraction adds SLR and several more Gemini requests. Start with a small paper count and advanced-extraction limit.</w:t>
+              <w:t>The always-on relevance stage uses OpenAI GPT for every returned paper. Advanced extraction adds SLR and several more OpenAI API requests. Start with a small paper count and advanced-extraction limit.</w:t>
             </w:r>
           </w:p>
         </w:tc>
@@ -2814,16 +2797,13 @@
       </w:pPr>
     </w:p>
     <w:p>
-      <w:r>
-        <w:br w:type="page"/>
-      </w:r>
+      <w:r/>
     </w:p>
     <w:p>
       <w:pPr>
         <w:pStyle w:val="Heading1"/>
       </w:pPr>
       <w:r>
-        <w:lastRenderedPageBreak/>
         <w:t>5. Understanding and exporting results</w:t>
       </w:r>
     </w:p>
@@ -3285,7 +3265,6 @@
                 <w:color w:val="000000"/>
                 <w:sz w:val="21"/>
               </w:rPr>
-              <w:lastRenderedPageBreak/>
               <w:t>formula-injection risk.</w:t>
             </w:r>
           </w:p>
@@ -3298,16 +3277,13 @@
       </w:pPr>
     </w:p>
     <w:p>
-      <w:r>
-        <w:br w:type="page"/>
-      </w:r>
+      <w:r/>
     </w:p>
     <w:p>
       <w:pPr>
         <w:pStyle w:val="Heading1"/>
       </w:pPr>
       <w:r>
-        <w:lastRenderedPageBreak/>
         <w:t>6. Installation and configuration</w:t>
       </w:r>
     </w:p>
@@ -3338,7 +3314,7 @@
         <w:rPr>
           <w:color w:val="000000"/>
         </w:rPr>
-        <w:t>Internet access to NCBI/PubMed/PMC, Europe PMC or publisher sources for supplements, Google Gemini, and the external font/icon CDNs used by the interface.</w:t>
+        <w:t>Internet access to NCBI/PubMed/PMC, Europe PMC or publisher sources for supplements, OpenAI GPT, and the external font/icon CDNs used by the interface.</w:t>
       </w:r>
     </w:p>
     <w:p>
@@ -3360,7 +3336,7 @@
         <w:rPr>
           <w:color w:val="000000"/>
         </w:rPr>
-        <w:t>A Gemini API key is required for query normalization and AI extraction.</w:t>
+        <w:t>A OpenAI API key is required for query normalization and AI extraction.</w:t>
       </w:r>
     </w:p>
     <w:p>
@@ -3734,7 +3710,7 @@
                 <w:color w:val="000000"/>
                 <w:sz w:val="19"/>
               </w:rPr>
-              <w:t>GEMINI_API_KEY</w:t>
+              <w:t>OPENAI_API_KEY</w:t>
             </w:r>
           </w:p>
         </w:tc>
@@ -3758,7 +3734,7 @@
                 <w:color w:val="000000"/>
                 <w:sz w:val="19"/>
               </w:rPr>
-              <w:t>Gemini authentication for normalization and AI extraction</w:t>
+              <w:t>OpenAI authentication for normalization and AI extraction</w:t>
             </w:r>
           </w:p>
         </w:tc>
@@ -4049,7 +4025,6 @@
                 <w:color w:val="2E74B5"/>
                 <w:sz w:val="21"/>
               </w:rPr>
-              <w:lastRenderedPageBreak/>
               <w:t xml:space="preserve">Protect secrets: </w:t>
             </w:r>
             <w:r>
@@ -4069,16 +4044,13 @@
       </w:pPr>
     </w:p>
     <w:p>
-      <w:r>
-        <w:br w:type="page"/>
-      </w:r>
+      <w:r/>
     </w:p>
     <w:p>
       <w:pPr>
         <w:pStyle w:val="Heading2"/>
       </w:pPr>
       <w:r>
-        <w:lastRenderedPageBreak/>
         <w:t>Starting and stopping the website</w:t>
       </w:r>
     </w:p>
@@ -4361,7 +4333,7 @@
                 <w:color w:val="000000"/>
                 <w:sz w:val="19"/>
               </w:rPr>
-              <w:t>google-genai</w:t>
+              <w:t>openai</w:t>
             </w:r>
           </w:p>
         </w:tc>
@@ -4523,16 +4495,13 @@
       </w:pPr>
     </w:p>
     <w:p>
-      <w:r>
-        <w:br w:type="page"/>
-      </w:r>
+      <w:r/>
     </w:p>
     <w:p>
       <w:pPr>
         <w:pStyle w:val="Heading1"/>
       </w:pPr>
       <w:r>
-        <w:lastRenderedPageBreak/>
         <w:t>7. Data and supplementary files</w:t>
       </w:r>
     </w:p>
@@ -4723,16 +4692,13 @@
       </w:pPr>
     </w:p>
     <w:p>
-      <w:r>
-        <w:br w:type="page"/>
-      </w:r>
+      <w:r/>
     </w:p>
     <w:p>
       <w:pPr>
         <w:pStyle w:val="Heading1"/>
       </w:pPr>
       <w:r>
-        <w:lastRenderedPageBreak/>
         <w:t>8. Technical architecture and API</w:t>
       </w:r>
     </w:p>
@@ -4777,7 +4743,7 @@
         <w:rPr>
           <w:color w:val="000000"/>
         </w:rPr>
-        <w:t>Gemini normalizes the query and may return abbreviation choices.</w:t>
+        <w:t>OpenAI GPT normalizes the query and may return abbreviation choices.</w:t>
       </w:r>
     </w:p>
     <w:p>
@@ -5242,7 +5208,7 @@
                 <w:color w:val="000000"/>
                 <w:sz w:val="19"/>
               </w:rPr>
-              <w:t>Gemini client and normalization, relevance, SLR, code, method, outcome/country agents</w:t>
+              <w:t>OpenAI client and normalization, relevance, SLR, code, method, outcome/country agents</w:t>
             </w:r>
           </w:p>
         </w:tc>
@@ -5700,7 +5666,6 @@
                 <w:color w:val="000000"/>
                 <w:sz w:val="19"/>
               </w:rPr>
-              <w:lastRenderedPageBreak/>
               <w:t>POST /api/search</w:t>
             </w:r>
           </w:p>
@@ -5909,16 +5874,13 @@
       </w:pPr>
     </w:p>
     <w:p>
-      <w:r>
-        <w:br w:type="page"/>
-      </w:r>
+      <w:r/>
     </w:p>
     <w:p>
       <w:pPr>
         <w:pStyle w:val="Heading1"/>
       </w:pPr>
       <w:r>
-        <w:lastRenderedPageBreak/>
         <w:t>9. Troubleshooting</w:t>
       </w:r>
     </w:p>
@@ -6211,7 +6173,7 @@
                 <w:color w:val="000000"/>
                 <w:sz w:val="19"/>
               </w:rPr>
-              <w:t>Missing/invalid Gemini key, network issue, or Gemini error</w:t>
+              <w:t>Missing/invalid OpenAI key, network issue, or OpenAI API error</w:t>
             </w:r>
           </w:p>
         </w:tc>
@@ -6235,7 +6197,7 @@
                 <w:color w:val="000000"/>
                 <w:sz w:val="19"/>
               </w:rPr>
-              <w:t>Check GEMINI_API_KEY and internet access; restart after editing .env.</w:t>
+              <w:t>Check OPENAI_API_KEY and internet access; restart after editing .env.</w:t>
             </w:r>
           </w:p>
         </w:tc>
@@ -6309,7 +6271,7 @@
                 <w:color w:val="000000"/>
                 <w:sz w:val="19"/>
               </w:rPr>
-              <w:t>Add disease, treatment, population, outcome, or biomedical terms.</w:t>
+              <w:t>Add disease, treatment, population, outcome, or medical, clinical, healthcare, and life-sciences research terms.</w:t>
             </w:r>
           </w:p>
         </w:tc>
@@ -6950,7 +6912,6 @@
         <w:rPr>
           <w:color w:val="000000"/>
         </w:rPr>
-        <w:lastRenderedPageBreak/>
         <w:t>Review terminal errors without copying API keys into support messages.</w:t>
       </w:r>
     </w:p>
@@ -6966,16 +6927,13 @@
       </w:r>
     </w:p>
     <w:p>
-      <w:r>
-        <w:br w:type="page"/>
-      </w:r>
+      <w:r/>
     </w:p>
     <w:p>
       <w:pPr>
         <w:pStyle w:val="Heading1"/>
       </w:pPr>
       <w:r>
-        <w:lastRenderedPageBreak/>
         <w:t>10. Security, limits, and good practice</w:t>
       </w:r>
     </w:p>
@@ -6998,7 +6956,7 @@
         <w:rPr>
           <w:color w:val="000000"/>
         </w:rPr>
-        <w:t>Queries and extracted paper text may be sent to Google Gemini when normalization or AI extraction is used. Review your organization’s data-processing rules.</w:t>
+        <w:t>Queries and extracted paper text may be sent to OpenAI GPT when normalization or AI extraction is used. Review your organization’s data-processing rules.</w:t>
       </w:r>
     </w:p>
     <w:p>
@@ -7109,16 +7067,13 @@
       </w:pPr>
     </w:p>
     <w:p>
-      <w:r>
-        <w:br w:type="page"/>
-      </w:r>
+      <w:r/>
     </w:p>
     <w:p>
       <w:pPr>
         <w:pStyle w:val="Heading1"/>
       </w:pPr>
       <w:r>
-        <w:lastRenderedPageBreak/>
         <w:t>Appendix A: Output field dictionary</w:t>
       </w:r>
     </w:p>
@@ -8348,16 +8303,13 @@
       </w:pPr>
     </w:p>
     <w:p>
-      <w:r>
-        <w:br w:type="page"/>
-      </w:r>
+      <w:r/>
     </w:p>
     <w:p>
       <w:pPr>
         <w:pStyle w:val="Heading1"/>
       </w:pPr>
       <w:r>
-        <w:lastRenderedPageBreak/>
         <w:t>Appendix B: Administrator checklist</w:t>
       </w:r>
     </w:p>
@@ -8421,7 +8373,7 @@
         <w:rPr>
           <w:color w:val="000000"/>
         </w:rPr>
-        <w:t>Set GEMINI_API_KEY.</w:t>
+        <w:t>Set OPENAI_API_KEY.</w:t>
       </w:r>
     </w:p>
     <w:p>
@@ -8661,7 +8613,6 @@
         <w:pStyle w:val="Heading2"/>
       </w:pPr>
       <w:r>
-        <w:lastRenderedPageBreak/>
         <w:t>Process To download the Code from Github:</w:t>
       </w:r>
     </w:p>
@@ -8670,134 +8621,6 @@
         <w:rPr>
           <w:noProof/>
         </w:rPr>
-        <mc:AlternateContent>
-          <mc:Choice Requires="wps">
-            <w:drawing>
-              <wp:anchor distT="0" distB="0" distL="114300" distR="114300" simplePos="0" relativeHeight="251667968" behindDoc="0" locked="0" layoutInCell="1" allowOverlap="1" wp14:anchorId="5B9000B0" wp14:editId="6437EBF1">
-                <wp:simplePos x="0" y="0"/>
-                <wp:positionH relativeFrom="column">
-                  <wp:posOffset>1811547</wp:posOffset>
-                </wp:positionH>
-                <wp:positionV relativeFrom="paragraph">
-                  <wp:posOffset>263142</wp:posOffset>
-                </wp:positionV>
-                <wp:extent cx="1541253" cy="270294"/>
-                <wp:effectExtent l="0" t="0" r="20955" b="15875"/>
-                <wp:wrapNone/>
-                <wp:docPr id="348924293" name="Text Box 7"/>
-                <wp:cNvGraphicFramePr/>
-                <a:graphic xmlns:a="http://schemas.openxmlformats.org/drawingml/2006/main">
-                  <a:graphicData uri="http://schemas.microsoft.com/office/word/2010/wordprocessingShape">
-                    <wps:wsp>
-                      <wps:cNvSpPr txBox="1"/>
-                      <wps:spPr>
-                        <a:xfrm>
-                          <a:off x="0" y="0"/>
-                          <a:ext cx="1541253" cy="270294"/>
-                        </a:xfrm>
-                        <a:prstGeom prst="rect">
-                          <a:avLst/>
-                        </a:prstGeom>
-                        <a:solidFill>
-                          <a:schemeClr val="lt1"/>
-                        </a:solidFill>
-                        <a:ln w="6350">
-                          <a:solidFill>
-                            <a:prstClr val="black"/>
-                          </a:solidFill>
-                        </a:ln>
-                      </wps:spPr>
-                      <wps:txbx>
-                        <w:txbxContent>
-                          <w:p>
-                            <w:pPr>
-                              <w:rPr>
-                                <w:lang w:val="en-IN"/>
-                              </w:rPr>
-                            </w:pPr>
-                            <w:r>
-                              <w:rPr>
-                                <w:lang w:val="en-IN"/>
-                              </w:rPr>
-                              <w:t xml:space="preserve">Step </w:t>
-                            </w:r>
-                            <w:proofErr w:type="gramStart"/>
-                            <w:r>
-                              <w:rPr>
-                                <w:lang w:val="en-IN"/>
-                              </w:rPr>
-                              <w:t>2 :</w:t>
-                            </w:r>
-                            <w:proofErr w:type="gramEnd"/>
-                            <w:r>
-                              <w:rPr>
-                                <w:lang w:val="en-IN"/>
-                              </w:rPr>
-                              <w:t xml:space="preserve"> Click on Code</w:t>
-                            </w:r>
-                          </w:p>
-                        </w:txbxContent>
-                      </wps:txbx>
-                      <wps:bodyPr rot="0" spcFirstLastPara="0" vertOverflow="overflow" horzOverflow="overflow" vert="horz" wrap="square" lIns="91440" tIns="45720" rIns="91440" bIns="45720" numCol="1" spcCol="0" rtlCol="0" fromWordArt="0" anchor="t" anchorCtr="0" forceAA="0" compatLnSpc="1">
-                        <a:prstTxWarp prst="textNoShape">
-                          <a:avLst/>
-                        </a:prstTxWarp>
-                        <a:noAutofit/>
-                      </wps:bodyPr>
-                    </wps:wsp>
-                  </a:graphicData>
-                </a:graphic>
-                <wp14:sizeRelH relativeFrom="margin">
-                  <wp14:pctWidth>0</wp14:pctWidth>
-                </wp14:sizeRelH>
-                <wp14:sizeRelV relativeFrom="margin">
-                  <wp14:pctHeight>0</wp14:pctHeight>
-                </wp14:sizeRelV>
-              </wp:anchor>
-            </w:drawing>
-          </mc:Choice>
-          <mc:Fallback>
-            <w:pict>
-              <v:shapetype w14:anchorId="5B9000B0" id="_x0000_t202" coordsize="21600,21600" o:spt="202" path="m,l,21600r21600,l21600,xe">
-                <v:stroke joinstyle="miter"/>
-                <v:path gradientshapeok="t" o:connecttype="rect"/>
-              </v:shapetype>
-              <v:shape id="Text Box 7" o:spid="_x0000_s1026" type="#_x0000_t202" style="position:absolute;margin-left:142.65pt;margin-top:20.7pt;width:121.35pt;height:21.3pt;z-index:251667968;visibility:visible;mso-wrap-style:square;mso-width-percent:0;mso-height-percent:0;mso-wrap-distance-left:9pt;mso-wrap-distance-top:0;mso-wrap-distance-right:9pt;mso-wrap-distance-bottom:0;mso-position-horizontal:absolute;mso-position-horizontal-relative:text;mso-position-vertical:absolute;mso-position-vertical-relative:text;mso-width-percent:0;mso-height-percent:0;mso-width-relative:margin;mso-height-relative:margin;v-text-anchor:top" o:gfxdata="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" fillcolor="white [3201]" strokeweight=".5pt">
-                <v:textbox>
-                  <w:txbxContent>
-                    <w:p>
-                      <w:pPr>
-                        <w:rPr>
-                          <w:lang w:val="en-IN"/>
-                        </w:rPr>
-                      </w:pPr>
-                      <w:r>
-                        <w:rPr>
-                          <w:lang w:val="en-IN"/>
-                        </w:rPr>
-                        <w:t xml:space="preserve">Step </w:t>
-                      </w:r>
-                      <w:proofErr w:type="gramStart"/>
-                      <w:r>
-                        <w:rPr>
-                          <w:lang w:val="en-IN"/>
-                        </w:rPr>
-                        <w:t>2 :</w:t>
-                      </w:r>
-                      <w:proofErr w:type="gramEnd"/>
-                      <w:r>
-                        <w:rPr>
-                          <w:lang w:val="en-IN"/>
-                        </w:rPr>
-                        <w:t xml:space="preserve"> Click on Code</w:t>
-                      </w:r>
-                    </w:p>
-                  </w:txbxContent>
-                </v:textbox>
-              </v:shape>
-            </w:pict>
-          </mc:Fallback>
-        </mc:AlternateContent>
       </w:r>
       <w:r>
         <w:t xml:space="preserve">Link :  </w:t>
@@ -8841,118 +8664,10 @@
         <w:rPr>
           <w:noProof/>
         </w:rPr>
-        <mc:AlternateContent>
-          <mc:Choice Requires="wps">
-            <w:drawing>
-              <wp:anchor distT="0" distB="0" distL="114300" distR="114300" simplePos="0" relativeHeight="251666944" behindDoc="0" locked="0" layoutInCell="1" allowOverlap="1" wp14:anchorId="1AC2C77E" wp14:editId="75E6E151">
-                <wp:simplePos x="0" y="0"/>
-                <wp:positionH relativeFrom="column">
-                  <wp:posOffset>327444</wp:posOffset>
-                </wp:positionH>
-                <wp:positionV relativeFrom="paragraph">
-                  <wp:posOffset>165244</wp:posOffset>
-                </wp:positionV>
-                <wp:extent cx="1438096" cy="973047"/>
-                <wp:effectExtent l="38100" t="19050" r="67310" b="93980"/>
-                <wp:wrapNone/>
-                <wp:docPr id="1775892302" name="Straight Arrow Connector 6"/>
-                <wp:cNvGraphicFramePr/>
-                <a:graphic xmlns:a="http://schemas.openxmlformats.org/drawingml/2006/main">
-                  <a:graphicData uri="http://schemas.microsoft.com/office/word/2010/wordprocessingShape">
-                    <wps:wsp>
-                      <wps:cNvCnPr/>
-                      <wps:spPr>
-                        <a:xfrm flipH="1">
-                          <a:off x="0" y="0"/>
-                          <a:ext cx="1438096" cy="973047"/>
-                        </a:xfrm>
-                        <a:prstGeom prst="straightConnector1">
-                          <a:avLst/>
-                        </a:prstGeom>
-                        <a:ln>
-                          <a:tailEnd type="triangle"/>
-                        </a:ln>
-                      </wps:spPr>
-                      <wps:style>
-                        <a:lnRef idx="2">
-                          <a:schemeClr val="accent1"/>
-                        </a:lnRef>
-                        <a:fillRef idx="0">
-                          <a:schemeClr val="accent1"/>
-                        </a:fillRef>
-                        <a:effectRef idx="1">
-                          <a:schemeClr val="accent1"/>
-                        </a:effectRef>
-                        <a:fontRef idx="minor">
-                          <a:schemeClr val="tx1"/>
-                        </a:fontRef>
-                      </wps:style>
-                      <wps:bodyPr/>
-                    </wps:wsp>
-                  </a:graphicData>
-                </a:graphic>
-                <wp14:sizeRelH relativeFrom="margin">
-                  <wp14:pctWidth>0</wp14:pctWidth>
-                </wp14:sizeRelH>
-                <wp14:sizeRelV relativeFrom="margin">
-                  <wp14:pctHeight>0</wp14:pctHeight>
-                </wp14:sizeRelV>
-              </wp:anchor>
-            </w:drawing>
-          </mc:Choice>
-          <mc:Fallback>
-            <w:pict>
-              <v:shapetype w14:anchorId="6900C8CB" id="_x0000_t32" coordsize="21600,21600" o:spt="32" o:oned="t" path="m,l21600,21600e" filled="f">
-                <v:path arrowok="t" fillok="f" o:connecttype="none"/>
-                <o:lock v:ext="edit" shapetype="t"/>
-              </v:shapetype>
-              <v:shape id="Straight Arrow Connector 6" o:spid="_x0000_s1026" type="#_x0000_t32" style="position:absolute;margin-left:25.8pt;margin-top:13pt;width:113.25pt;height:76.6pt;flip:x;z-index:251666944;visibility:visible;mso-wrap-style:square;mso-width-percent:0;mso-height-percent:0;mso-wrap-distance-left:9pt;mso-wrap-distance-top:0;mso-wrap-distance-right:9pt;mso-wrap-distance-bottom:0;mso-position-horizontal:absolute;mso-position-horizontal-relative:text;mso-position-vertical:absolute;mso-position-vertical-relative:text;mso-width-percent:0;mso-height-percent:0;mso-width-relative:margin;mso-height-relative:margin" o:gfxdata="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" strokecolor="#4f81bd [3204]" strokeweight="2pt">
-                <v:stroke endarrow="block"/>
-                <v:shadow on="t" color="black" opacity="24903f" origin=",.5" offset="0,.55556mm"/>
-              </v:shape>
-            </w:pict>
-          </mc:Fallback>
-        </mc:AlternateContent>
-      </w:r>
-    </w:p>
-    <w:p>
-      <w:r>
-        <w:drawing>
-          <wp:inline distT="0" distB="0" distL="0" distR="0" wp14:anchorId="73AA2509" wp14:editId="289A649C">
-            <wp:extent cx="5943600" cy="3013710"/>
-            <wp:effectExtent l="0" t="0" r="0" b="0"/>
-            <wp:docPr id="661246277" name="Picture 1"/>
-            <wp:cNvGraphicFramePr>
-              <a:graphicFrameLocks xmlns:a="http://schemas.openxmlformats.org/drawingml/2006/main" noChangeAspect="1"/>
-            </wp:cNvGraphicFramePr>
-            <a:graphic xmlns:a="http://schemas.openxmlformats.org/drawingml/2006/main">
-              <a:graphicData uri="http://schemas.openxmlformats.org/drawingml/2006/picture">
-                <pic:pic xmlns:pic="http://schemas.openxmlformats.org/drawingml/2006/picture">
-                  <pic:nvPicPr>
-                    <pic:cNvPr id="661246277" name=""/>
-                    <pic:cNvPicPr/>
-                  </pic:nvPicPr>
-                  <pic:blipFill>
-                    <a:blip r:embed="rId9"/>
-                    <a:stretch>
-                      <a:fillRect/>
-                    </a:stretch>
-                  </pic:blipFill>
-                  <pic:spPr>
-                    <a:xfrm>
-                      <a:off x="0" y="0"/>
-                      <a:ext cx="5943600" cy="3013710"/>
-                    </a:xfrm>
-                    <a:prstGeom prst="rect">
-                      <a:avLst/>
-                    </a:prstGeom>
-                  </pic:spPr>
-                </pic:pic>
-              </a:graphicData>
-            </a:graphic>
-          </wp:inline>
-        </w:drawing>
-      </w:r>
+      </w:r>
+    </w:p>
+    <w:p>
+      <w:r/>
     </w:p>
     <w:p/>
     <w:p>
@@ -8960,99 +8675,6 @@
         <w:rPr>
           <w:noProof/>
         </w:rPr>
-        <mc:AlternateContent>
-          <mc:Choice Requires="wps">
-            <w:drawing>
-              <wp:anchor distT="0" distB="0" distL="114300" distR="114300" simplePos="0" relativeHeight="251670016" behindDoc="0" locked="0" layoutInCell="1" allowOverlap="1" wp14:anchorId="1B201E9F" wp14:editId="640ACD84">
-                <wp:simplePos x="0" y="0"/>
-                <wp:positionH relativeFrom="column">
-                  <wp:posOffset>3761117</wp:posOffset>
-                </wp:positionH>
-                <wp:positionV relativeFrom="paragraph">
-                  <wp:posOffset>94016</wp:posOffset>
-                </wp:positionV>
-                <wp:extent cx="1495245" cy="322053"/>
-                <wp:effectExtent l="0" t="0" r="10160" b="20955"/>
-                <wp:wrapNone/>
-                <wp:docPr id="780476117" name="Text Box 9"/>
-                <wp:cNvGraphicFramePr/>
-                <a:graphic xmlns:a="http://schemas.openxmlformats.org/drawingml/2006/main">
-                  <a:graphicData uri="http://schemas.microsoft.com/office/word/2010/wordprocessingShape">
-                    <wps:wsp>
-                      <wps:cNvSpPr txBox="1"/>
-                      <wps:spPr>
-                        <a:xfrm>
-                          <a:off x="0" y="0"/>
-                          <a:ext cx="1495245" cy="322053"/>
-                        </a:xfrm>
-                        <a:prstGeom prst="rect">
-                          <a:avLst/>
-                        </a:prstGeom>
-                        <a:solidFill>
-                          <a:schemeClr val="lt1"/>
-                        </a:solidFill>
-                        <a:ln w="6350">
-                          <a:solidFill>
-                            <a:prstClr val="black"/>
-                          </a:solidFill>
-                        </a:ln>
-                      </wps:spPr>
-                      <wps:txbx>
-                        <w:txbxContent>
-                          <w:p>
-                            <w:pPr>
-                              <w:rPr>
-                                <w:lang w:val="en-IN"/>
-                              </w:rPr>
-                            </w:pPr>
-                            <w:r>
-                              <w:rPr>
-                                <w:lang w:val="en-IN"/>
-                              </w:rPr>
-                              <w:t>Step 3: Click on Code</w:t>
-                            </w:r>
-                          </w:p>
-                        </w:txbxContent>
-                      </wps:txbx>
-                      <wps:bodyPr rot="0" spcFirstLastPara="0" vertOverflow="overflow" horzOverflow="overflow" vert="horz" wrap="square" lIns="91440" tIns="45720" rIns="91440" bIns="45720" numCol="1" spcCol="0" rtlCol="0" fromWordArt="0" anchor="t" anchorCtr="0" forceAA="0" compatLnSpc="1">
-                        <a:prstTxWarp prst="textNoShape">
-                          <a:avLst/>
-                        </a:prstTxWarp>
-                        <a:noAutofit/>
-                      </wps:bodyPr>
-                    </wps:wsp>
-                  </a:graphicData>
-                </a:graphic>
-                <wp14:sizeRelH relativeFrom="margin">
-                  <wp14:pctWidth>0</wp14:pctWidth>
-                </wp14:sizeRelH>
-              </wp:anchor>
-            </w:drawing>
-          </mc:Choice>
-          <mc:Fallback>
-            <w:pict>
-              <v:shape w14:anchorId="1B201E9F" id="Text Box 9" o:spid="_x0000_s1027" type="#_x0000_t202" style="position:absolute;margin-left:296.15pt;margin-top:7.4pt;width:117.75pt;height:25.35pt;z-index:251670016;visibility:visible;mso-wrap-style:square;mso-width-percent:0;mso-wrap-distance-left:9pt;mso-wrap-distance-top:0;mso-wrap-distance-right:9pt;mso-wrap-distance-bottom:0;mso-position-horizontal:absolute;mso-position-horizontal-relative:text;mso-position-vertical:absolute;mso-position-vertical-relative:text;mso-width-percent:0;mso-width-relative:margin;v-text-anchor:top" o:gfxdata="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" fillcolor="white [3201]" strokeweight=".5pt">
-                <v:textbox>
-                  <w:txbxContent>
-                    <w:p>
-                      <w:pPr>
-                        <w:rPr>
-                          <w:lang w:val="en-IN"/>
-                        </w:rPr>
-                      </w:pPr>
-                      <w:r>
-                        <w:rPr>
-                          <w:lang w:val="en-IN"/>
-                        </w:rPr>
-                        <w:t>Step 3: Click on Code</w:t>
-                      </w:r>
-                    </w:p>
-                  </w:txbxContent>
-                </v:textbox>
-              </v:shape>
-            </w:pict>
-          </mc:Fallback>
-        </mc:AlternateContent>
       </w:r>
     </w:p>
     <w:p>
@@ -9060,299 +8682,18 @@
         <w:rPr>
           <w:noProof/>
         </w:rPr>
-        <mc:AlternateContent>
-          <mc:Choice Requires="wps">
-            <w:drawing>
-              <wp:anchor distT="0" distB="0" distL="114300" distR="114300" simplePos="0" relativeHeight="251672064" behindDoc="0" locked="0" layoutInCell="1" allowOverlap="1" wp14:anchorId="473A35D8" wp14:editId="2BC3E9C0">
-                <wp:simplePos x="0" y="0"/>
-                <wp:positionH relativeFrom="column">
-                  <wp:posOffset>4842294</wp:posOffset>
-                </wp:positionH>
-                <wp:positionV relativeFrom="paragraph">
-                  <wp:posOffset>1714404</wp:posOffset>
-                </wp:positionV>
-                <wp:extent cx="1771291" cy="480336"/>
-                <wp:effectExtent l="0" t="0" r="19685" b="15240"/>
-                <wp:wrapNone/>
-                <wp:docPr id="879210664" name="Text Box 11"/>
-                <wp:cNvGraphicFramePr/>
-                <a:graphic xmlns:a="http://schemas.openxmlformats.org/drawingml/2006/main">
-                  <a:graphicData uri="http://schemas.microsoft.com/office/word/2010/wordprocessingShape">
-                    <wps:wsp>
-                      <wps:cNvSpPr txBox="1"/>
-                      <wps:spPr>
-                        <a:xfrm>
-                          <a:off x="0" y="0"/>
-                          <a:ext cx="1771291" cy="480336"/>
-                        </a:xfrm>
-                        <a:prstGeom prst="rect">
-                          <a:avLst/>
-                        </a:prstGeom>
-                        <a:solidFill>
-                          <a:schemeClr val="lt1"/>
-                        </a:solidFill>
-                        <a:ln w="6350">
-                          <a:solidFill>
-                            <a:prstClr val="black"/>
-                          </a:solidFill>
-                        </a:ln>
-                      </wps:spPr>
-                      <wps:txbx>
-                        <w:txbxContent>
-                          <w:p>
-                            <w:pPr>
-                              <w:rPr>
-                                <w:lang w:val="en-IN"/>
-                              </w:rPr>
-                            </w:pPr>
-                            <w:r>
-                              <w:rPr>
-                                <w:lang w:val="en-IN"/>
-                              </w:rPr>
-                              <w:t xml:space="preserve">Step </w:t>
-                            </w:r>
-                            <w:proofErr w:type="gramStart"/>
-                            <w:r>
-                              <w:rPr>
-                                <w:lang w:val="en-IN"/>
-                              </w:rPr>
-                              <w:t>4 :</w:t>
-                            </w:r>
-                            <w:proofErr w:type="gramEnd"/>
-                            <w:r>
-                              <w:rPr>
-                                <w:lang w:val="en-IN"/>
-                              </w:rPr>
-                              <w:t xml:space="preserve"> Click on Download Zip</w:t>
-                            </w:r>
-                          </w:p>
-                        </w:txbxContent>
-                      </wps:txbx>
-                      <wps:bodyPr rot="0" spcFirstLastPara="0" vertOverflow="overflow" horzOverflow="overflow" vert="horz" wrap="square" lIns="91440" tIns="45720" rIns="91440" bIns="45720" numCol="1" spcCol="0" rtlCol="0" fromWordArt="0" anchor="t" anchorCtr="0" forceAA="0" compatLnSpc="1">
-                        <a:prstTxWarp prst="textNoShape">
-                          <a:avLst/>
-                        </a:prstTxWarp>
-                        <a:noAutofit/>
-                      </wps:bodyPr>
-                    </wps:wsp>
-                  </a:graphicData>
-                </a:graphic>
-                <wp14:sizeRelV relativeFrom="margin">
-                  <wp14:pctHeight>0</wp14:pctHeight>
-                </wp14:sizeRelV>
-              </wp:anchor>
-            </w:drawing>
-          </mc:Choice>
-          <mc:Fallback>
-            <w:pict>
-              <v:shape w14:anchorId="473A35D8" id="Text Box 11" o:spid="_x0000_s1028" type="#_x0000_t202" style="position:absolute;margin-left:381.3pt;margin-top:135pt;width:139.45pt;height:37.8pt;z-index:251672064;visibility:visible;mso-wrap-style:square;mso-height-percent:0;mso-wrap-distance-left:9pt;mso-wrap-distance-top:0;mso-wrap-distance-right:9pt;mso-wrap-distance-bottom:0;mso-position-horizontal:absolute;mso-position-horizontal-relative:text;mso-position-vertical:absolute;mso-position-vertical-relative:text;mso-height-percent:0;mso-height-relative:margin;v-text-anchor:top" o:gfxdata="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" fillcolor="white [3201]" strokeweight=".5pt">
-                <v:textbox>
-                  <w:txbxContent>
-                    <w:p>
-                      <w:pPr>
-                        <w:rPr>
-                          <w:lang w:val="en-IN"/>
-                        </w:rPr>
-                      </w:pPr>
-                      <w:r>
-                        <w:rPr>
-                          <w:lang w:val="en-IN"/>
-                        </w:rPr>
-                        <w:t xml:space="preserve">Step </w:t>
-                      </w:r>
-                      <w:proofErr w:type="gramStart"/>
-                      <w:r>
-                        <w:rPr>
-                          <w:lang w:val="en-IN"/>
-                        </w:rPr>
-                        <w:t>4 :</w:t>
-                      </w:r>
-                      <w:proofErr w:type="gramEnd"/>
-                      <w:r>
-                        <w:rPr>
-                          <w:lang w:val="en-IN"/>
-                        </w:rPr>
-                        <w:t xml:space="preserve"> Click on Download Zip</w:t>
-                      </w:r>
-                    </w:p>
-                  </w:txbxContent>
-                </v:textbox>
-              </v:shape>
-            </w:pict>
-          </mc:Fallback>
-        </mc:AlternateContent>
       </w:r>
       <w:r>
         <w:rPr>
           <w:noProof/>
         </w:rPr>
-        <mc:AlternateContent>
-          <mc:Choice Requires="wps">
-            <w:drawing>
-              <wp:anchor distT="0" distB="0" distL="114300" distR="114300" simplePos="0" relativeHeight="251671040" behindDoc="0" locked="0" layoutInCell="1" allowOverlap="1" wp14:anchorId="30A287D5" wp14:editId="5070BDA5">
-                <wp:simplePos x="0" y="0"/>
-                <wp:positionH relativeFrom="column">
-                  <wp:posOffset>3122546</wp:posOffset>
-                </wp:positionH>
-                <wp:positionV relativeFrom="paragraph">
-                  <wp:posOffset>2001939</wp:posOffset>
-                </wp:positionV>
-                <wp:extent cx="1978324" cy="195532"/>
-                <wp:effectExtent l="57150" t="38100" r="60325" b="128905"/>
-                <wp:wrapNone/>
-                <wp:docPr id="178344039" name="Straight Arrow Connector 10"/>
-                <wp:cNvGraphicFramePr/>
-                <a:graphic xmlns:a="http://schemas.openxmlformats.org/drawingml/2006/main">
-                  <a:graphicData uri="http://schemas.microsoft.com/office/word/2010/wordprocessingShape">
-                    <wps:wsp>
-                      <wps:cNvCnPr/>
-                      <wps:spPr>
-                        <a:xfrm flipH="1">
-                          <a:off x="0" y="0"/>
-                          <a:ext cx="1978324" cy="195532"/>
-                        </a:xfrm>
-                        <a:prstGeom prst="straightConnector1">
-                          <a:avLst/>
-                        </a:prstGeom>
-                        <a:ln>
-                          <a:tailEnd type="triangle"/>
-                        </a:ln>
-                      </wps:spPr>
-                      <wps:style>
-                        <a:lnRef idx="2">
-                          <a:schemeClr val="accent1"/>
-                        </a:lnRef>
-                        <a:fillRef idx="0">
-                          <a:schemeClr val="accent1"/>
-                        </a:fillRef>
-                        <a:effectRef idx="1">
-                          <a:schemeClr val="accent1"/>
-                        </a:effectRef>
-                        <a:fontRef idx="minor">
-                          <a:schemeClr val="tx1"/>
-                        </a:fontRef>
-                      </wps:style>
-                      <wps:bodyPr/>
-                    </wps:wsp>
-                  </a:graphicData>
-                </a:graphic>
-              </wp:anchor>
-            </w:drawing>
-          </mc:Choice>
-          <mc:Fallback>
-            <w:pict>
-              <v:shape w14:anchorId="11B313C1" id="Straight Arrow Connector 10" o:spid="_x0000_s1026" type="#_x0000_t32" style="position:absolute;margin-left:245.85pt;margin-top:157.65pt;width:155.75pt;height:15.4pt;flip:x;z-index:251671040;visibility:visible;mso-wrap-style:square;mso-wrap-distance-left:9pt;mso-wrap-distance-top:0;mso-wrap-distance-right:9pt;mso-wrap-distance-bottom:0;mso-position-horizontal:absolute;mso-position-horizontal-relative:text;mso-position-vertical:absolute;mso-position-vertical-relative:text" o:gfxdata="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" strokecolor="#4f81bd [3204]" strokeweight="2pt">
-                <v:stroke endarrow="block"/>
-                <v:shadow on="t" color="black" opacity="24903f" origin=",.5" offset="0,.55556mm"/>
-              </v:shape>
-            </w:pict>
-          </mc:Fallback>
-        </mc:AlternateContent>
       </w:r>
       <w:r>
         <w:rPr>
           <w:noProof/>
         </w:rPr>
-        <mc:AlternateContent>
-          <mc:Choice Requires="wps">
-            <w:drawing>
-              <wp:anchor distT="0" distB="0" distL="114300" distR="114300" simplePos="0" relativeHeight="251668992" behindDoc="0" locked="0" layoutInCell="1" allowOverlap="1" wp14:anchorId="2B602C7C" wp14:editId="5689063D">
-                <wp:simplePos x="0" y="0"/>
-                <wp:positionH relativeFrom="column">
-                  <wp:posOffset>3950898</wp:posOffset>
-                </wp:positionH>
-                <wp:positionV relativeFrom="paragraph">
-                  <wp:posOffset>173151</wp:posOffset>
-                </wp:positionV>
-                <wp:extent cx="258793" cy="902898"/>
-                <wp:effectExtent l="76200" t="19050" r="65405" b="88265"/>
-                <wp:wrapNone/>
-                <wp:docPr id="1294791111" name="Straight Arrow Connector 8"/>
-                <wp:cNvGraphicFramePr/>
-                <a:graphic xmlns:a="http://schemas.openxmlformats.org/drawingml/2006/main">
-                  <a:graphicData uri="http://schemas.microsoft.com/office/word/2010/wordprocessingShape">
-                    <wps:wsp>
-                      <wps:cNvCnPr/>
-                      <wps:spPr>
-                        <a:xfrm flipH="1">
-                          <a:off x="0" y="0"/>
-                          <a:ext cx="258793" cy="902898"/>
-                        </a:xfrm>
-                        <a:prstGeom prst="straightConnector1">
-                          <a:avLst/>
-                        </a:prstGeom>
-                        <a:ln>
-                          <a:tailEnd type="triangle"/>
-                        </a:ln>
-                      </wps:spPr>
-                      <wps:style>
-                        <a:lnRef idx="2">
-                          <a:schemeClr val="accent1"/>
-                        </a:lnRef>
-                        <a:fillRef idx="0">
-                          <a:schemeClr val="accent1"/>
-                        </a:fillRef>
-                        <a:effectRef idx="1">
-                          <a:schemeClr val="accent1"/>
-                        </a:effectRef>
-                        <a:fontRef idx="minor">
-                          <a:schemeClr val="tx1"/>
-                        </a:fontRef>
-                      </wps:style>
-                      <wps:bodyPr/>
-                    </wps:wsp>
-                  </a:graphicData>
-                </a:graphic>
-              </wp:anchor>
-            </w:drawing>
-          </mc:Choice>
-          <mc:Fallback>
-            <w:pict>
-              <v:shape w14:anchorId="786E7C06" id="Straight Arrow Connector 8" o:spid="_x0000_s1026" type="#_x0000_t32" style="position:absolute;margin-left:311.1pt;margin-top:13.65pt;width:20.4pt;height:71.1pt;flip:x;z-index:251668992;visibility:visible;mso-wrap-style:square;mso-wrap-distance-left:9pt;mso-wrap-distance-top:0;mso-wrap-distance-right:9pt;mso-wrap-distance-bottom:0;mso-position-horizontal:absolute;mso-position-horizontal-relative:text;mso-position-vertical:absolute;mso-position-vertical-relative:text" o:gfxdata="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" strokecolor="#4f81bd [3204]" strokeweight="2pt">
-                <v:stroke endarrow="block"/>
-                <v:shadow on="t" color="black" opacity="24903f" origin=",.5" offset="0,.55556mm"/>
-              </v:shape>
-            </w:pict>
-          </mc:Fallback>
-        </mc:AlternateContent>
-      </w:r>
-      <w:r>
-        <w:drawing>
-          <wp:inline distT="0" distB="0" distL="0" distR="0" wp14:anchorId="30C8F9A0" wp14:editId="04E1826A">
-            <wp:extent cx="5943600" cy="3013710"/>
-            <wp:effectExtent l="0" t="0" r="0" b="0"/>
-            <wp:docPr id="548824354" name="Picture 1"/>
-            <wp:cNvGraphicFramePr>
-              <a:graphicFrameLocks xmlns:a="http://schemas.openxmlformats.org/drawingml/2006/main" noChangeAspect="1"/>
-            </wp:cNvGraphicFramePr>
-            <a:graphic xmlns:a="http://schemas.openxmlformats.org/drawingml/2006/main">
-              <a:graphicData uri="http://schemas.openxmlformats.org/drawingml/2006/picture">
-                <pic:pic xmlns:pic="http://schemas.openxmlformats.org/drawingml/2006/picture">
-                  <pic:nvPicPr>
-                    <pic:cNvPr id="548824354" name=""/>
-                    <pic:cNvPicPr/>
-                  </pic:nvPicPr>
-                  <pic:blipFill>
-                    <a:blip r:embed="rId10"/>
-                    <a:stretch>
-                      <a:fillRect/>
-                    </a:stretch>
-                  </pic:blipFill>
-                  <pic:spPr>
-                    <a:xfrm>
-                      <a:off x="0" y="0"/>
-                      <a:ext cx="5943600" cy="3013710"/>
-                    </a:xfrm>
-                    <a:prstGeom prst="rect">
-                      <a:avLst/>
-                    </a:prstGeom>
-                  </pic:spPr>
-                </pic:pic>
-              </a:graphicData>
-            </a:graphic>
-          </wp:inline>
-        </w:drawing>
-      </w:r>
+      </w:r>
+      <w:r/>
     </w:p>
     <w:p/>
     <w:p>
@@ -9368,7 +8709,6 @@
         <w:pStyle w:val="Heading2"/>
       </w:pPr>
       <w:r>
-        <w:lastRenderedPageBreak/>
         <w:t>After Download Zip file :</w:t>
       </w:r>
     </w:p>
@@ -9383,68 +8723,6 @@
           <w:noProof/>
           <w:color w:val="4F81BD" w:themeColor="accent1"/>
         </w:rPr>
-        <mc:AlternateContent>
-          <mc:Choice Requires="wps">
-            <w:drawing>
-              <wp:anchor distT="0" distB="0" distL="114300" distR="114300" simplePos="0" relativeHeight="251656704" behindDoc="0" locked="0" layoutInCell="1" allowOverlap="1" wp14:anchorId="417A1E35" wp14:editId="15040E5E">
-                <wp:simplePos x="0" y="0"/>
-                <wp:positionH relativeFrom="column">
-                  <wp:posOffset>1109932</wp:posOffset>
-                </wp:positionH>
-                <wp:positionV relativeFrom="paragraph">
-                  <wp:posOffset>213264</wp:posOffset>
-                </wp:positionV>
-                <wp:extent cx="224287" cy="713117"/>
-                <wp:effectExtent l="57150" t="38100" r="61595" b="86995"/>
-                <wp:wrapNone/>
-                <wp:docPr id="2002443556" name="Straight Arrow Connector 4"/>
-                <wp:cNvGraphicFramePr/>
-                <a:graphic xmlns:a="http://schemas.openxmlformats.org/drawingml/2006/main">
-                  <a:graphicData uri="http://schemas.microsoft.com/office/word/2010/wordprocessingShape">
-                    <wps:wsp>
-                      <wps:cNvCnPr/>
-                      <wps:spPr>
-                        <a:xfrm flipH="1" flipV="1">
-                          <a:off x="0" y="0"/>
-                          <a:ext cx="224287" cy="713117"/>
-                        </a:xfrm>
-                        <a:prstGeom prst="straightConnector1">
-                          <a:avLst/>
-                        </a:prstGeom>
-                        <a:ln>
-                          <a:tailEnd type="triangle"/>
-                        </a:ln>
-                      </wps:spPr>
-                      <wps:style>
-                        <a:lnRef idx="2">
-                          <a:schemeClr val="accent1"/>
-                        </a:lnRef>
-                        <a:fillRef idx="0">
-                          <a:schemeClr val="accent1"/>
-                        </a:fillRef>
-                        <a:effectRef idx="1">
-                          <a:schemeClr val="accent1"/>
-                        </a:effectRef>
-                        <a:fontRef idx="minor">
-                          <a:schemeClr val="tx1"/>
-                        </a:fontRef>
-                      </wps:style>
-                      <wps:bodyPr/>
-                    </wps:wsp>
-                  </a:graphicData>
-                </a:graphic>
-              </wp:anchor>
-            </w:drawing>
-          </mc:Choice>
-          <mc:Fallback>
-            <w:pict>
-              <v:shape w14:anchorId="67C4F7DC" id="Straight Arrow Connector 4" o:spid="_x0000_s1026" type="#_x0000_t32" style="position:absolute;margin-left:87.4pt;margin-top:16.8pt;width:17.65pt;height:56.15pt;flip:x y;z-index:251656704;visibility:visible;mso-wrap-style:square;mso-wrap-distance-left:9pt;mso-wrap-distance-top:0;mso-wrap-distance-right:9pt;mso-wrap-distance-bottom:0;mso-position-horizontal:absolute;mso-position-horizontal-relative:text;mso-position-vertical:absolute;mso-position-vertical-relative:text" o:gfxdata="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" strokecolor="#4f81bd [3204]" strokeweight="2pt">
-                <v:stroke endarrow="block"/>
-                <v:shadow on="t" color="black" opacity="24903f" origin=",.5" offset="0,.55556mm"/>
-              </v:shape>
-            </w:pict>
-          </mc:Fallback>
-        </mc:AlternateContent>
       </w:r>
       <w:r>
         <w:rPr>
@@ -9471,59 +8749,6 @@
         <w:rPr>
           <w:noProof/>
         </w:rPr>
-        <w:drawing>
-          <wp:inline distT="0" distB="0" distL="0" distR="0" wp14:anchorId="0E01CE00" wp14:editId="29C3D29B">
-            <wp:extent cx="5943600" cy="3151505"/>
-            <wp:effectExtent l="0" t="0" r="0" b="0"/>
-            <wp:docPr id="2073820396" name="Picture 2"/>
-            <wp:cNvGraphicFramePr>
-              <a:graphicFrameLocks xmlns:a="http://schemas.openxmlformats.org/drawingml/2006/main" noChangeAspect="1"/>
-            </wp:cNvGraphicFramePr>
-            <a:graphic xmlns:a="http://schemas.openxmlformats.org/drawingml/2006/main">
-              <a:graphicData uri="http://schemas.openxmlformats.org/drawingml/2006/picture">
-                <pic:pic xmlns:pic="http://schemas.openxmlformats.org/drawingml/2006/picture">
-                  <pic:nvPicPr>
-                    <pic:cNvPr id="0" name="Picture 3"/>
-                    <pic:cNvPicPr>
-                      <a:picLocks noChangeAspect="1" noChangeArrowheads="1"/>
-                    </pic:cNvPicPr>
-                  </pic:nvPicPr>
-                  <pic:blipFill rotWithShape="1">
-                    <a:blip r:embed="rId11">
-                      <a:extLst>
-                        <a:ext uri="{28A0092B-C50C-407E-A947-70E740481C1C}">
-                          <a14:useLocalDpi xmlns:a14="http://schemas.microsoft.com/office/drawing/2010/main" val="0"/>
-                        </a:ext>
-                      </a:extLst>
-                    </a:blip>
-                    <a:srcRect b="5735"/>
-                    <a:stretch>
-                      <a:fillRect/>
-                    </a:stretch>
-                  </pic:blipFill>
-                  <pic:spPr bwMode="auto">
-                    <a:xfrm>
-                      <a:off x="0" y="0"/>
-                      <a:ext cx="5943600" cy="3151505"/>
-                    </a:xfrm>
-                    <a:prstGeom prst="rect">
-                      <a:avLst/>
-                    </a:prstGeom>
-                    <a:noFill/>
-                    <a:ln>
-                      <a:noFill/>
-                    </a:ln>
-                    <a:extLst>
-                      <a:ext uri="{53640926-AAD7-44D8-BBD7-CCE9431645EC}">
-                        <a14:shadowObscured xmlns:a14="http://schemas.microsoft.com/office/drawing/2010/main"/>
-                      </a:ext>
-                    </a:extLst>
-                  </pic:spPr>
-                </pic:pic>
-              </a:graphicData>
-            </a:graphic>
-          </wp:inline>
-        </w:drawing>
       </w:r>
     </w:p>
     <w:p>
@@ -9565,576 +8790,26 @@
         <w:rPr>
           <w:noProof/>
         </w:rPr>
-        <mc:AlternateContent>
-          <mc:Choice Requires="wps">
-            <w:drawing>
-              <wp:anchor distT="0" distB="0" distL="114300" distR="114300" simplePos="0" relativeHeight="251660800" behindDoc="0" locked="0" layoutInCell="1" allowOverlap="1" wp14:anchorId="79DB81F5" wp14:editId="7A9BE104">
-                <wp:simplePos x="0" y="0"/>
-                <wp:positionH relativeFrom="column">
-                  <wp:posOffset>3588589</wp:posOffset>
-                </wp:positionH>
-                <wp:positionV relativeFrom="paragraph">
-                  <wp:posOffset>370277</wp:posOffset>
-                </wp:positionV>
-                <wp:extent cx="2662686" cy="281305"/>
-                <wp:effectExtent l="0" t="0" r="23495" b="23495"/>
-                <wp:wrapNone/>
-                <wp:docPr id="1141867462" name="Text Box 6"/>
-                <wp:cNvGraphicFramePr/>
-                <a:graphic xmlns:a="http://schemas.openxmlformats.org/drawingml/2006/main">
-                  <a:graphicData uri="http://schemas.microsoft.com/office/word/2010/wordprocessingShape">
-                    <wps:wsp>
-                      <wps:cNvSpPr txBox="1"/>
-                      <wps:spPr>
-                        <a:xfrm>
-                          <a:off x="0" y="0"/>
-                          <a:ext cx="2662686" cy="281305"/>
-                        </a:xfrm>
-                        <a:prstGeom prst="rect">
-                          <a:avLst/>
-                        </a:prstGeom>
-                        <a:ln/>
-                      </wps:spPr>
-                      <wps:style>
-                        <a:lnRef idx="2">
-                          <a:schemeClr val="accent1"/>
-                        </a:lnRef>
-                        <a:fillRef idx="1">
-                          <a:schemeClr val="lt1"/>
-                        </a:fillRef>
-                        <a:effectRef idx="0">
-                          <a:schemeClr val="accent1"/>
-                        </a:effectRef>
-                        <a:fontRef idx="minor">
-                          <a:schemeClr val="dk1"/>
-                        </a:fontRef>
-                      </wps:style>
-                      <wps:txbx>
-                        <w:txbxContent>
-                          <w:p>
-                            <w:pPr>
-                              <w:rPr>
-                                <w:lang w:val="en-IN"/>
-                              </w:rPr>
-                            </w:pPr>
-                            <w:r>
-                              <w:rPr>
-                                <w:lang w:val="en-IN"/>
-                              </w:rPr>
-                              <w:t xml:space="preserve">Run </w:t>
-                            </w:r>
-                            <w:proofErr w:type="gramStart"/>
-                            <w:r>
-                              <w:rPr>
-                                <w:lang w:val="en-IN"/>
-                              </w:rPr>
-                              <w:t>this two code</w:t>
-                            </w:r>
-                            <w:proofErr w:type="gramEnd"/>
-                            <w:r>
-                              <w:rPr>
-                                <w:lang w:val="en-IN"/>
-                              </w:rPr>
-                              <w:t xml:space="preserve"> one by </w:t>
-                            </w:r>
-                            <w:proofErr w:type="gramStart"/>
-                            <w:r>
-                              <w:rPr>
-                                <w:lang w:val="en-IN"/>
-                              </w:rPr>
-                              <w:t>one  in</w:t>
-                            </w:r>
-                            <w:proofErr w:type="gramEnd"/>
-                            <w:r>
-                              <w:rPr>
-                                <w:lang w:val="en-IN"/>
-                              </w:rPr>
-                              <w:t xml:space="preserve"> termina</w:t>
-                            </w:r>
-                            <w:r>
-                              <w:rPr>
-                                <w:lang w:val="en-IN"/>
-                              </w:rPr>
-                              <w:t>l</w:t>
-                            </w:r>
-                            <w:r>
-                              <w:rPr>
-                                <w:lang w:val="en-IN"/>
-                              </w:rPr>
-                              <w:t xml:space="preserve"> </w:t>
-                            </w:r>
-                          </w:p>
-                        </w:txbxContent>
-                      </wps:txbx>
-                      <wps:bodyPr rot="0" spcFirstLastPara="0" vertOverflow="overflow" horzOverflow="overflow" vert="horz" wrap="square" lIns="91440" tIns="45720" rIns="91440" bIns="45720" numCol="1" spcCol="0" rtlCol="0" fromWordArt="0" anchor="t" anchorCtr="0" forceAA="0" compatLnSpc="1">
-                        <a:prstTxWarp prst="textNoShape">
-                          <a:avLst/>
-                        </a:prstTxWarp>
-                        <a:noAutofit/>
-                      </wps:bodyPr>
-                    </wps:wsp>
-                  </a:graphicData>
-                </a:graphic>
-                <wp14:sizeRelH relativeFrom="margin">
-                  <wp14:pctWidth>0</wp14:pctWidth>
-                </wp14:sizeRelH>
-                <wp14:sizeRelV relativeFrom="margin">
-                  <wp14:pctHeight>0</wp14:pctHeight>
-                </wp14:sizeRelV>
-              </wp:anchor>
-            </w:drawing>
-          </mc:Choice>
-          <mc:Fallback>
-            <w:pict>
-              <v:shape w14:anchorId="79DB81F5" id="Text Box 6" o:spid="_x0000_s1029" type="#_x0000_t202" style="position:absolute;margin-left:282.55pt;margin-top:29.15pt;width:209.65pt;height:22.15pt;z-index:251660800;visibility:visible;mso-wrap-style:square;mso-width-percent:0;mso-height-percent:0;mso-wrap-distance-left:9pt;mso-wrap-distance-top:0;mso-wrap-distance-right:9pt;mso-wrap-distance-bottom:0;mso-position-horizontal:absolute;mso-position-horizontal-relative:text;mso-position-vertical:absolute;mso-position-vertical-relative:text;mso-width-percent:0;mso-height-percent:0;mso-width-relative:margin;mso-height-relative:margin;v-text-anchor:top" o:gfxdata="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" fillcolor="white [3201]" strokecolor="#4f81bd [3204]" strokeweight="2pt">
-                <v:textbox>
-                  <w:txbxContent>
-                    <w:p>
-                      <w:pPr>
-                        <w:rPr>
-                          <w:lang w:val="en-IN"/>
-                        </w:rPr>
-                      </w:pPr>
-                      <w:r>
-                        <w:rPr>
-                          <w:lang w:val="en-IN"/>
-                        </w:rPr>
-                        <w:t xml:space="preserve">Run </w:t>
-                      </w:r>
-                      <w:proofErr w:type="gramStart"/>
-                      <w:r>
-                        <w:rPr>
-                          <w:lang w:val="en-IN"/>
-                        </w:rPr>
-                        <w:t>this two code</w:t>
-                      </w:r>
-                      <w:proofErr w:type="gramEnd"/>
-                      <w:r>
-                        <w:rPr>
-                          <w:lang w:val="en-IN"/>
-                        </w:rPr>
-                        <w:t xml:space="preserve"> one by </w:t>
-                      </w:r>
-                      <w:proofErr w:type="gramStart"/>
-                      <w:r>
-                        <w:rPr>
-                          <w:lang w:val="en-IN"/>
-                        </w:rPr>
-                        <w:t>one  in</w:t>
-                      </w:r>
-                      <w:proofErr w:type="gramEnd"/>
-                      <w:r>
-                        <w:rPr>
-                          <w:lang w:val="en-IN"/>
-                        </w:rPr>
-                        <w:t xml:space="preserve"> termina</w:t>
-                      </w:r>
-                      <w:r>
-                        <w:rPr>
-                          <w:lang w:val="en-IN"/>
-                        </w:rPr>
-                        <w:t>l</w:t>
-                      </w:r>
-                      <w:r>
-                        <w:rPr>
-                          <w:lang w:val="en-IN"/>
-                        </w:rPr>
-                        <w:t xml:space="preserve"> </w:t>
-                      </w:r>
-                    </w:p>
-                  </w:txbxContent>
-                </v:textbox>
-              </v:shape>
-            </w:pict>
-          </mc:Fallback>
-        </mc:AlternateContent>
       </w:r>
       <w:r>
         <w:rPr>
           <w:noProof/>
         </w:rPr>
-        <mc:AlternateContent>
-          <mc:Choice Requires="wps">
-            <w:drawing>
-              <wp:anchor distT="0" distB="0" distL="114300" distR="114300" simplePos="0" relativeHeight="251662848" behindDoc="0" locked="0" layoutInCell="1" allowOverlap="1" wp14:anchorId="0D33727B" wp14:editId="4DCBDC03">
-                <wp:simplePos x="0" y="0"/>
-                <wp:positionH relativeFrom="column">
-                  <wp:posOffset>2843938</wp:posOffset>
-                </wp:positionH>
-                <wp:positionV relativeFrom="paragraph">
-                  <wp:posOffset>1928147</wp:posOffset>
-                </wp:positionV>
-                <wp:extent cx="985567" cy="553888"/>
-                <wp:effectExtent l="38100" t="38100" r="62230" b="93980"/>
-                <wp:wrapNone/>
-                <wp:docPr id="1744385099" name="Straight Arrow Connector 7"/>
-                <wp:cNvGraphicFramePr/>
-                <a:graphic xmlns:a="http://schemas.openxmlformats.org/drawingml/2006/main">
-                  <a:graphicData uri="http://schemas.microsoft.com/office/word/2010/wordprocessingShape">
-                    <wps:wsp>
-                      <wps:cNvCnPr/>
-                      <wps:spPr>
-                        <a:xfrm flipV="1">
-                          <a:off x="0" y="0"/>
-                          <a:ext cx="985567" cy="553888"/>
-                        </a:xfrm>
-                        <a:prstGeom prst="straightConnector1">
-                          <a:avLst/>
-                        </a:prstGeom>
-                        <a:ln>
-                          <a:tailEnd type="triangle"/>
-                        </a:ln>
-                      </wps:spPr>
-                      <wps:style>
-                        <a:lnRef idx="2">
-                          <a:schemeClr val="accent1"/>
-                        </a:lnRef>
-                        <a:fillRef idx="0">
-                          <a:schemeClr val="accent1"/>
-                        </a:fillRef>
-                        <a:effectRef idx="1">
-                          <a:schemeClr val="accent1"/>
-                        </a:effectRef>
-                        <a:fontRef idx="minor">
-                          <a:schemeClr val="tx1"/>
-                        </a:fontRef>
-                      </wps:style>
-                      <wps:bodyPr/>
-                    </wps:wsp>
-                  </a:graphicData>
-                </a:graphic>
-                <wp14:sizeRelH relativeFrom="margin">
-                  <wp14:pctWidth>0</wp14:pctWidth>
-                </wp14:sizeRelH>
-                <wp14:sizeRelV relativeFrom="margin">
-                  <wp14:pctHeight>0</wp14:pctHeight>
-                </wp14:sizeRelV>
-              </wp:anchor>
-            </w:drawing>
-          </mc:Choice>
-          <mc:Fallback>
-            <w:pict>
-              <v:shape w14:anchorId="58276920" id="Straight Arrow Connector 7" o:spid="_x0000_s1026" type="#_x0000_t32" style="position:absolute;margin-left:223.95pt;margin-top:151.8pt;width:77.6pt;height:43.6pt;flip:y;z-index:251662848;visibility:visible;mso-wrap-style:square;mso-width-percent:0;mso-height-percent:0;mso-wrap-distance-left:9pt;mso-wrap-distance-top:0;mso-wrap-distance-right:9pt;mso-wrap-distance-bottom:0;mso-position-horizontal:absolute;mso-position-horizontal-relative:text;mso-position-vertical:absolute;mso-position-vertical-relative:text;mso-width-percent:0;mso-height-percent:0;mso-width-relative:margin;mso-height-relative:margin" o:gfxdata="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" strokecolor="#4f81bd [3204]" strokeweight="2pt">
-                <v:stroke endarrow="block"/>
-                <v:shadow on="t" color="black" opacity="24903f" origin=",.5" offset="0,.55556mm"/>
-              </v:shape>
-            </w:pict>
-          </mc:Fallback>
-        </mc:AlternateContent>
       </w:r>
       <w:r>
         <w:rPr>
           <w:noProof/>
         </w:rPr>
-        <mc:AlternateContent>
-          <mc:Choice Requires="wps">
-            <w:drawing>
-              <wp:anchor distT="0" distB="0" distL="114300" distR="114300" simplePos="0" relativeHeight="251665920" behindDoc="0" locked="0" layoutInCell="1" allowOverlap="1" wp14:anchorId="09A5E93E" wp14:editId="164405B9">
-                <wp:simplePos x="0" y="0"/>
-                <wp:positionH relativeFrom="column">
-                  <wp:posOffset>3899140</wp:posOffset>
-                </wp:positionH>
-                <wp:positionV relativeFrom="paragraph">
-                  <wp:posOffset>1721749</wp:posOffset>
-                </wp:positionV>
-                <wp:extent cx="1811547" cy="552090"/>
-                <wp:effectExtent l="0" t="0" r="17780" b="19685"/>
-                <wp:wrapNone/>
-                <wp:docPr id="2078698791" name="Text Box 9"/>
-                <wp:cNvGraphicFramePr/>
-                <a:graphic xmlns:a="http://schemas.openxmlformats.org/drawingml/2006/main">
-                  <a:graphicData uri="http://schemas.microsoft.com/office/word/2010/wordprocessingShape">
-                    <wps:wsp>
-                      <wps:cNvSpPr txBox="1"/>
-                      <wps:spPr>
-                        <a:xfrm>
-                          <a:off x="0" y="0"/>
-                          <a:ext cx="1811547" cy="552090"/>
-                        </a:xfrm>
-                        <a:prstGeom prst="rect">
-                          <a:avLst/>
-                        </a:prstGeom>
-                        <a:solidFill>
-                          <a:schemeClr val="lt1"/>
-                        </a:solidFill>
-                        <a:ln w="6350">
-                          <a:solidFill>
-                            <a:prstClr val="black"/>
-                          </a:solidFill>
-                        </a:ln>
-                      </wps:spPr>
-                      <wps:txbx>
-                        <w:txbxContent>
-                          <w:p>
-                            <w:pPr>
-                              <w:rPr>
-                                <w:lang w:val="en-IN"/>
-                              </w:rPr>
-                            </w:pPr>
-                            <w:r>
-                              <w:rPr>
-                                <w:lang w:val="en-IN"/>
-                              </w:rPr>
-                              <w:t>Then Ctrl</w:t>
-                            </w:r>
-                            <w:r>
-                              <w:rPr>
-                                <w:lang w:val="en-IN"/>
-                              </w:rPr>
-                              <w:t xml:space="preserve"> </w:t>
-                            </w:r>
-                            <w:proofErr w:type="gramStart"/>
-                            <w:r>
-                              <w:rPr>
-                                <w:lang w:val="en-IN"/>
-                              </w:rPr>
-                              <w:t>+</w:t>
-                            </w:r>
-                            <w:r>
-                              <w:rPr>
-                                <w:lang w:val="en-IN"/>
-                              </w:rPr>
-                              <w:t xml:space="preserve"> </w:t>
-                            </w:r>
-                            <w:r>
-                              <w:rPr>
-                                <w:lang w:val="en-IN"/>
-                              </w:rPr>
-                              <w:t xml:space="preserve"> click</w:t>
-                            </w:r>
-                            <w:proofErr w:type="gramEnd"/>
-                            <w:r>
-                              <w:rPr>
-                                <w:lang w:val="en-IN"/>
-                              </w:rPr>
-                              <w:t xml:space="preserve"> on </w:t>
-                            </w:r>
-                            <w:r>
-                              <w:rPr>
-                                <w:lang w:val="en-IN"/>
-                              </w:rPr>
-                              <w:t>(</w:t>
-                            </w:r>
-                            <w:r>
-                              <w:rPr>
-                                <w:lang w:val="en-IN"/>
-                              </w:rPr>
-                              <w:t>htttp://127.0.0.1:</w:t>
-                            </w:r>
-                            <w:r>
-                              <w:rPr>
-                                <w:lang w:val="en-IN"/>
-                              </w:rPr>
-                              <w:t>8000)</w:t>
-                            </w:r>
-                          </w:p>
-                        </w:txbxContent>
-                      </wps:txbx>
-                      <wps:bodyPr rot="0" spcFirstLastPara="0" vertOverflow="overflow" horzOverflow="overflow" vert="horz" wrap="square" lIns="91440" tIns="45720" rIns="91440" bIns="45720" numCol="1" spcCol="0" rtlCol="0" fromWordArt="0" anchor="t" anchorCtr="0" forceAA="0" compatLnSpc="1">
-                        <a:prstTxWarp prst="textNoShape">
-                          <a:avLst/>
-                        </a:prstTxWarp>
-                        <a:noAutofit/>
-                      </wps:bodyPr>
-                    </wps:wsp>
-                  </a:graphicData>
-                </a:graphic>
-                <wp14:sizeRelH relativeFrom="margin">
-                  <wp14:pctWidth>0</wp14:pctWidth>
-                </wp14:sizeRelH>
-                <wp14:sizeRelV relativeFrom="margin">
-                  <wp14:pctHeight>0</wp14:pctHeight>
-                </wp14:sizeRelV>
-              </wp:anchor>
-            </w:drawing>
-          </mc:Choice>
-          <mc:Fallback>
-            <w:pict>
-              <v:shape w14:anchorId="09A5E93E" id="_x0000_s1030" type="#_x0000_t202" style="position:absolute;margin-left:307pt;margin-top:135.55pt;width:142.65pt;height:43.45pt;z-index:251665920;visibility:visible;mso-wrap-style:square;mso-width-percent:0;mso-height-percent:0;mso-wrap-distance-left:9pt;mso-wrap-distance-top:0;mso-wrap-distance-right:9pt;mso-wrap-distance-bottom:0;mso-position-horizontal:absolute;mso-position-horizontal-relative:text;mso-position-vertical:absolute;mso-position-vertical-relative:text;mso-width-percent:0;mso-height-percent:0;mso-width-relative:margin;mso-height-relative:margin;v-text-anchor:top" o:gfxdata="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" fillcolor="white [3201]" strokeweight=".5pt">
-                <v:textbox>
-                  <w:txbxContent>
-                    <w:p>
-                      <w:pPr>
-                        <w:rPr>
-                          <w:lang w:val="en-IN"/>
-                        </w:rPr>
-                      </w:pPr>
-                      <w:r>
-                        <w:rPr>
-                          <w:lang w:val="en-IN"/>
-                        </w:rPr>
-                        <w:t>Then Ctrl</w:t>
-                      </w:r>
-                      <w:r>
-                        <w:rPr>
-                          <w:lang w:val="en-IN"/>
-                        </w:rPr>
-                        <w:t xml:space="preserve"> </w:t>
-                      </w:r>
-                      <w:proofErr w:type="gramStart"/>
-                      <w:r>
-                        <w:rPr>
-                          <w:lang w:val="en-IN"/>
-                        </w:rPr>
-                        <w:t>+</w:t>
-                      </w:r>
-                      <w:r>
-                        <w:rPr>
-                          <w:lang w:val="en-IN"/>
-                        </w:rPr>
-                        <w:t xml:space="preserve"> </w:t>
-                      </w:r>
-                      <w:r>
-                        <w:rPr>
-                          <w:lang w:val="en-IN"/>
-                        </w:rPr>
-                        <w:t xml:space="preserve"> click</w:t>
-                      </w:r>
-                      <w:proofErr w:type="gramEnd"/>
-                      <w:r>
-                        <w:rPr>
-                          <w:lang w:val="en-IN"/>
-                        </w:rPr>
-                        <w:t xml:space="preserve"> on </w:t>
-                      </w:r>
-                      <w:r>
-                        <w:rPr>
-                          <w:lang w:val="en-IN"/>
-                        </w:rPr>
-                        <w:t>(</w:t>
-                      </w:r>
-                      <w:r>
-                        <w:rPr>
-                          <w:lang w:val="en-IN"/>
-                        </w:rPr>
-                        <w:t>htttp://127.0.0.1:</w:t>
-                      </w:r>
-                      <w:r>
-                        <w:rPr>
-                          <w:lang w:val="en-IN"/>
-                        </w:rPr>
-                        <w:t>8000)</w:t>
-                      </w:r>
-                    </w:p>
-                  </w:txbxContent>
-                </v:textbox>
-              </v:shape>
-            </w:pict>
-          </mc:Fallback>
-        </mc:AlternateContent>
       </w:r>
       <w:r>
         <w:rPr>
           <w:noProof/>
         </w:rPr>
-        <mc:AlternateContent>
-          <mc:Choice Requires="wps">
-            <w:drawing>
-              <wp:anchor distT="0" distB="0" distL="114300" distR="114300" simplePos="0" relativeHeight="251658752" behindDoc="0" locked="0" layoutInCell="1" allowOverlap="1" wp14:anchorId="79A079A7" wp14:editId="4CFF639D">
-                <wp:simplePos x="0" y="0"/>
-                <wp:positionH relativeFrom="column">
-                  <wp:posOffset>2357527</wp:posOffset>
-                </wp:positionH>
-                <wp:positionV relativeFrom="paragraph">
-                  <wp:posOffset>602112</wp:posOffset>
-                </wp:positionV>
-                <wp:extent cx="1374235" cy="889599"/>
-                <wp:effectExtent l="38100" t="19050" r="73660" b="101600"/>
-                <wp:wrapNone/>
-                <wp:docPr id="1209365662" name="Straight Arrow Connector 5"/>
-                <wp:cNvGraphicFramePr/>
-                <a:graphic xmlns:a="http://schemas.openxmlformats.org/drawingml/2006/main">
-                  <a:graphicData uri="http://schemas.microsoft.com/office/word/2010/wordprocessingShape">
-                    <wps:wsp>
-                      <wps:cNvCnPr/>
-                      <wps:spPr>
-                        <a:xfrm flipH="1">
-                          <a:off x="0" y="0"/>
-                          <a:ext cx="1374235" cy="889599"/>
-                        </a:xfrm>
-                        <a:prstGeom prst="straightConnector1">
-                          <a:avLst/>
-                        </a:prstGeom>
-                        <a:ln>
-                          <a:tailEnd type="triangle"/>
-                        </a:ln>
-                      </wps:spPr>
-                      <wps:style>
-                        <a:lnRef idx="2">
-                          <a:schemeClr val="accent1"/>
-                        </a:lnRef>
-                        <a:fillRef idx="0">
-                          <a:schemeClr val="accent1"/>
-                        </a:fillRef>
-                        <a:effectRef idx="1">
-                          <a:schemeClr val="accent1"/>
-                        </a:effectRef>
-                        <a:fontRef idx="minor">
-                          <a:schemeClr val="tx1"/>
-                        </a:fontRef>
-                      </wps:style>
-                      <wps:bodyPr/>
-                    </wps:wsp>
-                  </a:graphicData>
-                </a:graphic>
-                <wp14:sizeRelH relativeFrom="margin">
-                  <wp14:pctWidth>0</wp14:pctWidth>
-                </wp14:sizeRelH>
-                <wp14:sizeRelV relativeFrom="margin">
-                  <wp14:pctHeight>0</wp14:pctHeight>
-                </wp14:sizeRelV>
-              </wp:anchor>
-            </w:drawing>
-          </mc:Choice>
-          <mc:Fallback>
-            <w:pict>
-              <v:shape w14:anchorId="7D93B7BE" id="Straight Arrow Connector 5" o:spid="_x0000_s1026" type="#_x0000_t32" style="position:absolute;margin-left:185.65pt;margin-top:47.4pt;width:108.2pt;height:70.05pt;flip:x;z-index:251658752;visibility:visible;mso-wrap-style:square;mso-width-percent:0;mso-height-percent:0;mso-wrap-distance-left:9pt;mso-wrap-distance-top:0;mso-wrap-distance-right:9pt;mso-wrap-distance-bottom:0;mso-position-horizontal:absolute;mso-position-horizontal-relative:text;mso-position-vertical:absolute;mso-position-vertical-relative:text;mso-width-percent:0;mso-height-percent:0;mso-width-relative:margin;mso-height-relative:margin" o:gfxdata="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" strokecolor="#4f81bd [3204]" strokeweight="2pt">
-                <v:stroke endarrow="block"/>
-                <v:shadow on="t" color="black" opacity="24903f" origin=",.5" offset="0,.55556mm"/>
-              </v:shape>
-            </w:pict>
-          </mc:Fallback>
-        </mc:AlternateContent>
       </w:r>
       <w:r>
         <w:rPr>
           <w:noProof/>
         </w:rPr>
-        <w:drawing>
-          <wp:inline distT="0" distB="0" distL="0" distR="0" wp14:anchorId="19E4264F" wp14:editId="5C10E111">
-            <wp:extent cx="5943600" cy="3115945"/>
-            <wp:effectExtent l="0" t="0" r="0" b="8255"/>
-            <wp:docPr id="695539650" name="Picture 1"/>
-            <wp:cNvGraphicFramePr>
-              <a:graphicFrameLocks xmlns:a="http://schemas.openxmlformats.org/drawingml/2006/main" noChangeAspect="1"/>
-            </wp:cNvGraphicFramePr>
-            <a:graphic xmlns:a="http://schemas.openxmlformats.org/drawingml/2006/main">
-              <a:graphicData uri="http://schemas.openxmlformats.org/drawingml/2006/picture">
-                <pic:pic xmlns:pic="http://schemas.openxmlformats.org/drawingml/2006/picture">
-                  <pic:nvPicPr>
-                    <pic:cNvPr id="695539650" name=""/>
-                    <pic:cNvPicPr/>
-                  </pic:nvPicPr>
-                  <pic:blipFill>
-                    <a:blip r:embed="rId12"/>
-                    <a:stretch>
-                      <a:fillRect/>
-                    </a:stretch>
-                  </pic:blipFill>
-                  <pic:spPr>
-                    <a:xfrm>
-                      <a:off x="0" y="0"/>
-                      <a:ext cx="5943600" cy="3115945"/>
-                    </a:xfrm>
-                    <a:prstGeom prst="rect">
-                      <a:avLst/>
-                    </a:prstGeom>
-                  </pic:spPr>
-                </pic:pic>
-              </a:graphicData>
-            </a:graphic>
-          </wp:inline>
-        </w:drawing>
       </w:r>
     </w:p>
     <w:p>
@@ -10156,41 +8831,6 @@
         <w:rPr>
           <w:noProof/>
         </w:rPr>
-        <w:drawing>
-          <wp:inline distT="0" distB="0" distL="0" distR="0" wp14:anchorId="62BAFC82" wp14:editId="1393B4F5">
-            <wp:extent cx="5943600" cy="3162935"/>
-            <wp:effectExtent l="0" t="0" r="0" b="0"/>
-            <wp:docPr id="374163248" name="Picture 1"/>
-            <wp:cNvGraphicFramePr>
-              <a:graphicFrameLocks xmlns:a="http://schemas.openxmlformats.org/drawingml/2006/main" noChangeAspect="1"/>
-            </wp:cNvGraphicFramePr>
-            <a:graphic xmlns:a="http://schemas.openxmlformats.org/drawingml/2006/main">
-              <a:graphicData uri="http://schemas.openxmlformats.org/drawingml/2006/picture">
-                <pic:pic xmlns:pic="http://schemas.openxmlformats.org/drawingml/2006/picture">
-                  <pic:nvPicPr>
-                    <pic:cNvPr id="374163248" name=""/>
-                    <pic:cNvPicPr/>
-                  </pic:nvPicPr>
-                  <pic:blipFill>
-                    <a:blip r:embed="rId13"/>
-                    <a:stretch>
-                      <a:fillRect/>
-                    </a:stretch>
-                  </pic:blipFill>
-                  <pic:spPr>
-                    <a:xfrm>
-                      <a:off x="0" y="0"/>
-                      <a:ext cx="5943600" cy="3162935"/>
-                    </a:xfrm>
-                    <a:prstGeom prst="rect">
-                      <a:avLst/>
-                    </a:prstGeom>
-                  </pic:spPr>
-                </pic:pic>
-              </a:graphicData>
-            </a:graphic>
-          </wp:inline>
-        </w:drawing>
       </w:r>
     </w:p>
     <w:sectPr>
@@ -10242,7 +8882,7 @@
         <w:color w:val="666666"/>
         <w:sz w:val="17"/>
       </w:rPr>
-      <w:t>Local biomedical evidence extraction platform  |  Version 2.0</w:t>
+      <w:t>Local health research evidence extraction platform  |  Version 2.0</w:t>
     </w:r>
   </w:p>
 </w:ftr>
